--- a/wersje_robocze/spr2.docx
+++ b/wersje_robocze/spr2.docx
@@ -688,6 +688,415 @@
           <w:szCs w:val="19"/>
         </w:rPr>
         <w:t>Moduł rozliczeń musi formatować dane w sposób zgodny z aktualnymi standardami narzucanymi przez Urząd Skarbowy</w:t>
+      </w:r>
+    </w:p>
+    <w:p>
+      <w:pPr>
+        <w:rPr>
+          <w:b/>
+          <w:bCs/>
+        </w:rPr>
+      </w:pPr>
+      <w:r>
+        <w:rPr>
+          <w:sz w:val="19"/>
+          <w:szCs w:val="19"/>
+        </w:rPr>
+        <w:br w:type="column"/>
+      </w:r>
+      <w:r>
+        <w:rPr>
+          <w:b/>
+          <w:bCs/>
+        </w:rPr>
+        <w:lastRenderedPageBreak/>
+        <w:t>Cel i zadania SI</w:t>
+      </w:r>
+    </w:p>
+    <w:p>
+      <w:pPr>
+        <w:rPr>
+          <w:b/>
+          <w:bCs/>
+          <w:sz w:val="22"/>
+          <w:szCs w:val="22"/>
+        </w:rPr>
+      </w:pPr>
+      <w:r>
+        <w:rPr>
+          <w:b/>
+          <w:bCs/>
+          <w:sz w:val="22"/>
+          <w:szCs w:val="22"/>
+        </w:rPr>
+        <w:t>Cel główny systemu</w:t>
+      </w:r>
+    </w:p>
+    <w:p>
+      <w:pPr>
+        <w:rPr>
+          <w:sz w:val="19"/>
+          <w:szCs w:val="19"/>
+        </w:rPr>
+      </w:pPr>
+      <w:r>
+        <w:rPr>
+          <w:sz w:val="19"/>
+          <w:szCs w:val="19"/>
+        </w:rPr>
+        <w:t>Głównym celem projektowanego systemu informatycznego jest kompleksowe wsparcie oraz automatyzacja procesów operacyjnych i biznesowych agencji e-sportowej „</w:t>
+      </w:r>
+      <w:proofErr w:type="spellStart"/>
+      <w:r>
+        <w:rPr>
+          <w:sz w:val="19"/>
+          <w:szCs w:val="19"/>
+        </w:rPr>
+        <w:t>ProSeed</w:t>
+      </w:r>
+      <w:proofErr w:type="spellEnd"/>
+      <w:r>
+        <w:rPr>
+          <w:sz w:val="19"/>
+          <w:szCs w:val="19"/>
+        </w:rPr>
+        <w:t>”. System ma za zadanie zoptymalizować codzienne funkcjonowanie organizacji</w:t>
+      </w:r>
+      <w:r>
+        <w:rPr>
+          <w:sz w:val="19"/>
+          <w:szCs w:val="19"/>
+        </w:rPr>
+        <w:t>.</w:t>
+      </w:r>
+      <w:r>
+        <w:rPr>
+          <w:sz w:val="19"/>
+          <w:szCs w:val="19"/>
+        </w:rPr>
+        <w:t xml:space="preserve"> </w:t>
+      </w:r>
+      <w:r>
+        <w:rPr>
+          <w:sz w:val="19"/>
+          <w:szCs w:val="19"/>
+        </w:rPr>
+        <w:t>O</w:t>
+      </w:r>
+      <w:r>
+        <w:rPr>
+          <w:sz w:val="19"/>
+          <w:szCs w:val="19"/>
+        </w:rPr>
+        <w:t>d początkowej rekrutacji obiecujących graczy, poprzez zarządzanie ich codziennym rozwojem i wizerunkiem, aż po zaawansowane rozliczenia finansowe i obsługę transferów do profesjonalnych drużyn.</w:t>
+      </w:r>
+    </w:p>
+    <w:p>
+      <w:pPr>
+        <w:rPr>
+          <w:b/>
+          <w:bCs/>
+          <w:sz w:val="22"/>
+          <w:szCs w:val="22"/>
+        </w:rPr>
+      </w:pPr>
+      <w:r>
+        <w:rPr>
+          <w:b/>
+          <w:bCs/>
+          <w:sz w:val="22"/>
+          <w:szCs w:val="22"/>
+        </w:rPr>
+        <w:t>Główne zadania systemu informatycznego</w:t>
+      </w:r>
+    </w:p>
+    <w:p>
+      <w:pPr>
+        <w:pStyle w:val="Akapitzlist"/>
+        <w:numPr>
+          <w:ilvl w:val="0"/>
+          <w:numId w:val="3"/>
+        </w:numPr>
+        <w:rPr>
+          <w:sz w:val="19"/>
+          <w:szCs w:val="19"/>
+        </w:rPr>
+      </w:pPr>
+      <w:r>
+        <w:rPr>
+          <w:b/>
+          <w:bCs/>
+          <w:sz w:val="19"/>
+          <w:szCs w:val="19"/>
+        </w:rPr>
+        <w:t>Wsparcie procesu rekrutacji i selekcji</w:t>
+      </w:r>
+      <w:r>
+        <w:rPr>
+          <w:sz w:val="19"/>
+          <w:szCs w:val="19"/>
+        </w:rPr>
+        <w:t xml:space="preserve">: System ma usprawnić wyławianie talentów </w:t>
+      </w:r>
+      <w:r>
+        <w:rPr>
+          <w:sz w:val="19"/>
+          <w:szCs w:val="19"/>
+        </w:rPr>
+        <w:t xml:space="preserve">za pomocą zewnętrznego </w:t>
+      </w:r>
+      <w:r>
+        <w:rPr>
+          <w:sz w:val="19"/>
+          <w:szCs w:val="19"/>
+        </w:rPr>
+        <w:t>Agent</w:t>
+      </w:r>
+      <w:r>
+        <w:rPr>
+          <w:sz w:val="19"/>
+          <w:szCs w:val="19"/>
+        </w:rPr>
+        <w:t>a</w:t>
+      </w:r>
+      <w:r>
+        <w:rPr>
+          <w:sz w:val="19"/>
+          <w:szCs w:val="19"/>
+        </w:rPr>
+        <w:t xml:space="preserve"> AI, który wstępnie weryfikuje zgłoszenia z formularza. Zadaniem SI jest również dostarczenie skautom narzędzia do wygodnego oceniania zawodników podczas organizowanych otwartych turniejów 5vs5</w:t>
+      </w:r>
+    </w:p>
+    <w:p>
+      <w:pPr>
+        <w:pStyle w:val="Akapitzlist"/>
+        <w:numPr>
+          <w:ilvl w:val="0"/>
+          <w:numId w:val="3"/>
+        </w:numPr>
+        <w:rPr>
+          <w:sz w:val="19"/>
+          <w:szCs w:val="19"/>
+        </w:rPr>
+      </w:pPr>
+      <w:r>
+        <w:rPr>
+          <w:b/>
+          <w:bCs/>
+          <w:sz w:val="19"/>
+          <w:szCs w:val="19"/>
+        </w:rPr>
+        <w:t>Z</w:t>
+      </w:r>
+      <w:r>
+        <w:rPr>
+          <w:b/>
+          <w:bCs/>
+          <w:sz w:val="19"/>
+          <w:szCs w:val="19"/>
+        </w:rPr>
+        <w:t>arządzanie zapleczem i rozwojem zawodników</w:t>
+      </w:r>
+      <w:r>
+        <w:rPr>
+          <w:sz w:val="19"/>
+          <w:szCs w:val="19"/>
+        </w:rPr>
+        <w:t>: System odpowiada za</w:t>
+      </w:r>
+      <w:r>
+        <w:rPr>
+          <w:sz w:val="19"/>
+          <w:szCs w:val="19"/>
+        </w:rPr>
+        <w:t xml:space="preserve"> zarządzanie</w:t>
+      </w:r>
+      <w:r>
+        <w:rPr>
+          <w:sz w:val="19"/>
+          <w:szCs w:val="19"/>
+        </w:rPr>
+        <w:t xml:space="preserve"> pobyt</w:t>
+      </w:r>
+      <w:r>
+        <w:rPr>
+          <w:sz w:val="19"/>
+          <w:szCs w:val="19"/>
+        </w:rPr>
+        <w:t>em</w:t>
+      </w:r>
+      <w:r>
+        <w:rPr>
+          <w:sz w:val="19"/>
+          <w:szCs w:val="19"/>
+        </w:rPr>
+        <w:t xml:space="preserve"> podopiecznych w </w:t>
+      </w:r>
+      <w:proofErr w:type="spellStart"/>
+      <w:r>
+        <w:rPr>
+          <w:sz w:val="19"/>
+          <w:szCs w:val="19"/>
+        </w:rPr>
+        <w:t>gaming</w:t>
+      </w:r>
+      <w:proofErr w:type="spellEnd"/>
+      <w:r>
+        <w:rPr>
+          <w:sz w:val="19"/>
+          <w:szCs w:val="19"/>
+        </w:rPr>
+        <w:t xml:space="preserve"> </w:t>
+      </w:r>
+      <w:proofErr w:type="spellStart"/>
+      <w:r>
+        <w:rPr>
+          <w:sz w:val="19"/>
+          <w:szCs w:val="19"/>
+        </w:rPr>
+        <w:t>house</w:t>
+      </w:r>
+      <w:proofErr w:type="spellEnd"/>
+      <w:r>
+        <w:rPr>
+          <w:sz w:val="19"/>
+          <w:szCs w:val="19"/>
+        </w:rPr>
+        <w:t xml:space="preserve"> w Warszawie. Jego zadaniem jest umożliwienie planowania cykli szkoleniowych przez trenerów e-sportowych oraz </w:t>
+      </w:r>
+      <w:r>
+        <w:rPr>
+          <w:sz w:val="19"/>
+          <w:szCs w:val="19"/>
+        </w:rPr>
+        <w:t>rejestrowanie</w:t>
+      </w:r>
+      <w:r>
+        <w:rPr>
+          <w:sz w:val="19"/>
+          <w:szCs w:val="19"/>
+        </w:rPr>
+        <w:t xml:space="preserve"> konsultacji z psychologiem sportowym i trenerem personalnym</w:t>
+      </w:r>
+    </w:p>
+    <w:p>
+      <w:pPr>
+        <w:pStyle w:val="Akapitzlist"/>
+        <w:numPr>
+          <w:ilvl w:val="0"/>
+          <w:numId w:val="3"/>
+        </w:numPr>
+        <w:rPr>
+          <w:sz w:val="19"/>
+          <w:szCs w:val="19"/>
+        </w:rPr>
+      </w:pPr>
+      <w:r>
+        <w:rPr>
+          <w:b/>
+          <w:bCs/>
+          <w:sz w:val="19"/>
+          <w:szCs w:val="19"/>
+        </w:rPr>
+        <w:t>Zarządzanie wizerunkiem i karierą</w:t>
+      </w:r>
+      <w:r>
+        <w:rPr>
+          <w:sz w:val="19"/>
+          <w:szCs w:val="19"/>
+        </w:rPr>
+        <w:t xml:space="preserve">: Narzędzie ma ułatwić specjalistom ds. </w:t>
+      </w:r>
+      <w:proofErr w:type="spellStart"/>
+      <w:r>
+        <w:rPr>
+          <w:sz w:val="19"/>
+          <w:szCs w:val="19"/>
+        </w:rPr>
+        <w:t>social</w:t>
+      </w:r>
+      <w:proofErr w:type="spellEnd"/>
+      <w:r>
+        <w:rPr>
+          <w:sz w:val="19"/>
+          <w:szCs w:val="19"/>
+        </w:rPr>
+        <w:t xml:space="preserve"> mediów monitorowanie transmisji na żywo oraz zewnętrznych współprac z udziałem graczy. System wspiera również rejestrowanie i obsługę procesu transferu zawodnika do profesjonalnej drużyny</w:t>
+      </w:r>
+    </w:p>
+    <w:p>
+      <w:pPr>
+        <w:pStyle w:val="Akapitzlist"/>
+        <w:numPr>
+          <w:ilvl w:val="0"/>
+          <w:numId w:val="3"/>
+        </w:numPr>
+        <w:rPr>
+          <w:sz w:val="19"/>
+          <w:szCs w:val="19"/>
+        </w:rPr>
+      </w:pPr>
+      <w:r>
+        <w:rPr>
+          <w:b/>
+          <w:bCs/>
+          <w:sz w:val="19"/>
+          <w:szCs w:val="19"/>
+        </w:rPr>
+        <w:t>Automatyzacja procesów finansowo-księgowych</w:t>
+      </w:r>
+      <w:r>
+        <w:rPr>
+          <w:sz w:val="19"/>
+          <w:szCs w:val="19"/>
+        </w:rPr>
+        <w:t xml:space="preserve">: Kluczowym zadaniem systemu jest dostarczenie księgowej bezpiecznego </w:t>
+      </w:r>
+      <w:r>
+        <w:rPr>
+          <w:sz w:val="19"/>
+          <w:szCs w:val="19"/>
+        </w:rPr>
+        <w:t>narzędzia</w:t>
+      </w:r>
+      <w:r>
+        <w:rPr>
+          <w:sz w:val="19"/>
+          <w:szCs w:val="19"/>
+        </w:rPr>
+        <w:t xml:space="preserve"> do ewidencji przychodów (prowizje z transmisji, zyski z transferów) oraz kosztów operacyjnych (pensje sztabu, utrzymanie </w:t>
+      </w:r>
+      <w:proofErr w:type="spellStart"/>
+      <w:r>
+        <w:rPr>
+          <w:sz w:val="19"/>
+          <w:szCs w:val="19"/>
+        </w:rPr>
+        <w:t>gaming</w:t>
+      </w:r>
+      <w:proofErr w:type="spellEnd"/>
+      <w:r>
+        <w:rPr>
+          <w:sz w:val="19"/>
+          <w:szCs w:val="19"/>
+        </w:rPr>
+        <w:t xml:space="preserve"> </w:t>
+      </w:r>
+      <w:proofErr w:type="spellStart"/>
+      <w:r>
+        <w:rPr>
+          <w:sz w:val="19"/>
+          <w:szCs w:val="19"/>
+        </w:rPr>
+        <w:t>house</w:t>
+      </w:r>
+      <w:proofErr w:type="spellEnd"/>
+      <w:r>
+        <w:rPr>
+          <w:sz w:val="19"/>
+          <w:szCs w:val="19"/>
+        </w:rPr>
+        <w:t>, budżet turniejów). System musi również umożliwiać rejestrację umów barterowych z partnerami technicznymi i gastronomicznymi (firmy „x-Tech” oraz „Kartofel”) i generować zestawienia niezbędne do rozliczeń z Urzędem Skarbowym</w:t>
       </w:r>
     </w:p>
     <w:sectPr>
@@ -928,11 +1337,127 @@
       </w:rPr>
     </w:lvl>
   </w:abstractNum>
+  <w:abstractNum w:abstractNumId="2" w15:restartNumberingAfterBreak="0">
+    <w:nsid w:val="6EB13C6A"/>
+    <w:multiLevelType w:val="hybridMultilevel"/>
+    <w:tmpl w:val="EFAAEF34"/>
+    <w:lvl w:ilvl="0" w:tplc="04150001">
+      <w:start w:val="1"/>
+      <w:numFmt w:val="bullet"/>
+      <w:lvlText w:val=""/>
+      <w:lvlJc w:val="left"/>
+      <w:pPr>
+        <w:ind w:left="720" w:hanging="360"/>
+      </w:pPr>
+      <w:rPr>
+        <w:rFonts w:ascii="Symbol" w:hAnsi="Symbol" w:hint="default"/>
+      </w:rPr>
+    </w:lvl>
+    <w:lvl w:ilvl="1" w:tplc="04150003" w:tentative="1">
+      <w:start w:val="1"/>
+      <w:numFmt w:val="bullet"/>
+      <w:lvlText w:val="o"/>
+      <w:lvlJc w:val="left"/>
+      <w:pPr>
+        <w:ind w:left="1440" w:hanging="360"/>
+      </w:pPr>
+      <w:rPr>
+        <w:rFonts w:ascii="Courier New" w:hAnsi="Courier New" w:hint="default"/>
+      </w:rPr>
+    </w:lvl>
+    <w:lvl w:ilvl="2" w:tplc="04150005" w:tentative="1">
+      <w:start w:val="1"/>
+      <w:numFmt w:val="bullet"/>
+      <w:lvlText w:val=""/>
+      <w:lvlJc w:val="left"/>
+      <w:pPr>
+        <w:ind w:left="2160" w:hanging="360"/>
+      </w:pPr>
+      <w:rPr>
+        <w:rFonts w:ascii="Wingdings" w:hAnsi="Wingdings" w:hint="default"/>
+      </w:rPr>
+    </w:lvl>
+    <w:lvl w:ilvl="3" w:tplc="04150001" w:tentative="1">
+      <w:start w:val="1"/>
+      <w:numFmt w:val="bullet"/>
+      <w:lvlText w:val=""/>
+      <w:lvlJc w:val="left"/>
+      <w:pPr>
+        <w:ind w:left="2880" w:hanging="360"/>
+      </w:pPr>
+      <w:rPr>
+        <w:rFonts w:ascii="Symbol" w:hAnsi="Symbol" w:hint="default"/>
+      </w:rPr>
+    </w:lvl>
+    <w:lvl w:ilvl="4" w:tplc="04150003" w:tentative="1">
+      <w:start w:val="1"/>
+      <w:numFmt w:val="bullet"/>
+      <w:lvlText w:val="o"/>
+      <w:lvlJc w:val="left"/>
+      <w:pPr>
+        <w:ind w:left="3600" w:hanging="360"/>
+      </w:pPr>
+      <w:rPr>
+        <w:rFonts w:ascii="Courier New" w:hAnsi="Courier New" w:hint="default"/>
+      </w:rPr>
+    </w:lvl>
+    <w:lvl w:ilvl="5" w:tplc="04150005" w:tentative="1">
+      <w:start w:val="1"/>
+      <w:numFmt w:val="bullet"/>
+      <w:lvlText w:val=""/>
+      <w:lvlJc w:val="left"/>
+      <w:pPr>
+        <w:ind w:left="4320" w:hanging="360"/>
+      </w:pPr>
+      <w:rPr>
+        <w:rFonts w:ascii="Wingdings" w:hAnsi="Wingdings" w:hint="default"/>
+      </w:rPr>
+    </w:lvl>
+    <w:lvl w:ilvl="6" w:tplc="04150001" w:tentative="1">
+      <w:start w:val="1"/>
+      <w:numFmt w:val="bullet"/>
+      <w:lvlText w:val=""/>
+      <w:lvlJc w:val="left"/>
+      <w:pPr>
+        <w:ind w:left="5040" w:hanging="360"/>
+      </w:pPr>
+      <w:rPr>
+        <w:rFonts w:ascii="Symbol" w:hAnsi="Symbol" w:hint="default"/>
+      </w:rPr>
+    </w:lvl>
+    <w:lvl w:ilvl="7" w:tplc="04150003" w:tentative="1">
+      <w:start w:val="1"/>
+      <w:numFmt w:val="bullet"/>
+      <w:lvlText w:val="o"/>
+      <w:lvlJc w:val="left"/>
+      <w:pPr>
+        <w:ind w:left="5760" w:hanging="360"/>
+      </w:pPr>
+      <w:rPr>
+        <w:rFonts w:ascii="Courier New" w:hAnsi="Courier New" w:hint="default"/>
+      </w:rPr>
+    </w:lvl>
+    <w:lvl w:ilvl="8" w:tplc="04150005" w:tentative="1">
+      <w:start w:val="1"/>
+      <w:numFmt w:val="bullet"/>
+      <w:lvlText w:val=""/>
+      <w:lvlJc w:val="left"/>
+      <w:pPr>
+        <w:ind w:left="6480" w:hanging="360"/>
+      </w:pPr>
+      <w:rPr>
+        <w:rFonts w:ascii="Wingdings" w:hAnsi="Wingdings" w:hint="default"/>
+      </w:rPr>
+    </w:lvl>
+  </w:abstractNum>
   <w:num w:numId="1" w16cid:durableId="71856901">
     <w:abstractNumId w:val="1"/>
   </w:num>
   <w:num w:numId="2" w16cid:durableId="1237788617">
     <w:abstractNumId w:val="0"/>
+  </w:num>
+  <w:num w:numId="3" w16cid:durableId="681782183">
+    <w:abstractNumId w:val="2"/>
   </w:num>
 </w:numbering>
 </file>

--- a/wersje_robocze/spr2.docx
+++ b/wersje_robocze/spr2.docx
@@ -1099,6 +1099,1559 @@
         <w:t>, budżet turniejów). System musi również umożliwiać rejestrację umów barterowych z partnerami technicznymi i gastronomicznymi (firmy „x-Tech” oraz „Kartofel”) i generować zestawienia niezbędne do rozliczeń z Urzędem Skarbowym</w:t>
       </w:r>
     </w:p>
+    <w:p>
+      <w:pPr>
+        <w:rPr>
+          <w:b/>
+          <w:bCs/>
+        </w:rPr>
+      </w:pPr>
+      <w:r>
+        <w:rPr>
+          <w:b/>
+          <w:bCs/>
+        </w:rPr>
+        <w:t>Systemowy słownik danych</w:t>
+      </w:r>
+    </w:p>
+    <w:tbl>
+      <w:tblPr>
+        <w:tblW w:w="9636" w:type="dxa"/>
+        <w:tblInd w:w="-5" w:type="dxa"/>
+        <w:tblCellMar>
+          <w:left w:w="70" w:type="dxa"/>
+          <w:right w:w="70" w:type="dxa"/>
+        </w:tblCellMar>
+        <w:tblLook w:val="04A0" w:firstRow="1" w:lastRow="0" w:firstColumn="1" w:lastColumn="0" w:noHBand="0" w:noVBand="1"/>
+      </w:tblPr>
+      <w:tblGrid>
+        <w:gridCol w:w="2127"/>
+        <w:gridCol w:w="7509"/>
+      </w:tblGrid>
+      <w:tr>
+        <w:trPr>
+          <w:trHeight w:val="301"/>
+        </w:trPr>
+        <w:tc>
+          <w:tcPr>
+            <w:tcW w:w="2127" w:type="dxa"/>
+            <w:tcBorders>
+              <w:top w:val="single" w:sz="4" w:space="0" w:color="000000"/>
+              <w:left w:val="single" w:sz="4" w:space="0" w:color="000000"/>
+              <w:bottom w:val="single" w:sz="4" w:space="0" w:color="000000"/>
+              <w:right w:val="nil"/>
+            </w:tcBorders>
+            <w:shd w:val="clear" w:color="000000" w:fill="000000"/>
+            <w:noWrap/>
+            <w:vAlign w:val="center"/>
+            <w:hideMark/>
+          </w:tcPr>
+          <w:p>
+            <w:pPr>
+              <w:spacing w:after="0" w:line="240" w:lineRule="auto"/>
+              <w:jc w:val="center"/>
+              <w:rPr>
+                <w:rFonts w:ascii="Arial" w:eastAsia="Times New Roman" w:hAnsi="Arial" w:cs="Arial"/>
+                <w:b/>
+                <w:bCs/>
+                <w:color w:val="FFFFFF"/>
+                <w:kern w:val="0"/>
+                <w:sz w:val="20"/>
+                <w:szCs w:val="20"/>
+                <w:lang w:eastAsia="pl-PL"/>
+                <w14:ligatures w14:val="none"/>
+              </w:rPr>
+            </w:pPr>
+            <w:r>
+              <w:rPr>
+                <w:rFonts w:ascii="Arial" w:eastAsia="Times New Roman" w:hAnsi="Arial" w:cs="Arial"/>
+                <w:b/>
+                <w:bCs/>
+                <w:color w:val="FFFFFF"/>
+                <w:kern w:val="0"/>
+                <w:sz w:val="20"/>
+                <w:szCs w:val="20"/>
+                <w:lang w:eastAsia="pl-PL"/>
+                <w14:ligatures w14:val="none"/>
+              </w:rPr>
+              <w:t>Pojęcie w systemie</w:t>
+            </w:r>
+          </w:p>
+        </w:tc>
+        <w:tc>
+          <w:tcPr>
+            <w:tcW w:w="7509" w:type="dxa"/>
+            <w:tcBorders>
+              <w:top w:val="single" w:sz="4" w:space="0" w:color="000000"/>
+              <w:left w:val="nil"/>
+              <w:bottom w:val="single" w:sz="4" w:space="0" w:color="000000"/>
+              <w:right w:val="single" w:sz="4" w:space="0" w:color="000000"/>
+            </w:tcBorders>
+            <w:shd w:val="clear" w:color="000000" w:fill="000000"/>
+            <w:noWrap/>
+            <w:vAlign w:val="center"/>
+            <w:hideMark/>
+          </w:tcPr>
+          <w:p>
+            <w:pPr>
+              <w:spacing w:after="0" w:line="240" w:lineRule="auto"/>
+              <w:jc w:val="center"/>
+              <w:rPr>
+                <w:rFonts w:ascii="Arial" w:eastAsia="Times New Roman" w:hAnsi="Arial" w:cs="Arial"/>
+                <w:b/>
+                <w:bCs/>
+                <w:color w:val="FFFFFF"/>
+                <w:kern w:val="0"/>
+                <w:sz w:val="20"/>
+                <w:szCs w:val="20"/>
+                <w:lang w:eastAsia="pl-PL"/>
+                <w14:ligatures w14:val="none"/>
+              </w:rPr>
+            </w:pPr>
+            <w:r>
+              <w:rPr>
+                <w:rFonts w:ascii="Arial" w:eastAsia="Times New Roman" w:hAnsi="Arial" w:cs="Arial"/>
+                <w:b/>
+                <w:bCs/>
+                <w:color w:val="FFFFFF"/>
+                <w:kern w:val="0"/>
+                <w:sz w:val="20"/>
+                <w:szCs w:val="20"/>
+                <w:lang w:eastAsia="pl-PL"/>
+                <w14:ligatures w14:val="none"/>
+              </w:rPr>
+              <w:t>Definicja biznesowa</w:t>
+            </w:r>
+          </w:p>
+        </w:tc>
+      </w:tr>
+      <w:tr>
+        <w:trPr>
+          <w:trHeight w:val="301"/>
+        </w:trPr>
+        <w:tc>
+          <w:tcPr>
+            <w:tcW w:w="2127" w:type="dxa"/>
+            <w:tcBorders>
+              <w:top w:val="single" w:sz="4" w:space="0" w:color="000000"/>
+              <w:left w:val="single" w:sz="4" w:space="0" w:color="000000"/>
+              <w:bottom w:val="single" w:sz="4" w:space="0" w:color="000000"/>
+              <w:right w:val="nil"/>
+            </w:tcBorders>
+            <w:shd w:val="clear" w:color="D9D9D9" w:fill="D9D9D9"/>
+            <w:noWrap/>
+            <w:vAlign w:val="center"/>
+            <w:hideMark/>
+          </w:tcPr>
+          <w:p>
+            <w:pPr>
+              <w:spacing w:after="0" w:line="240" w:lineRule="auto"/>
+              <w:jc w:val="center"/>
+              <w:rPr>
+                <w:rFonts w:ascii="Arial" w:eastAsia="Times New Roman" w:hAnsi="Arial" w:cs="Arial"/>
+                <w:color w:val="000000"/>
+                <w:kern w:val="0"/>
+                <w:sz w:val="20"/>
+                <w:szCs w:val="20"/>
+                <w:lang w:eastAsia="pl-PL"/>
+                <w14:ligatures w14:val="none"/>
+              </w:rPr>
+            </w:pPr>
+            <w:r>
+              <w:rPr>
+                <w:rFonts w:ascii="Arial" w:eastAsia="Times New Roman" w:hAnsi="Arial" w:cs="Arial"/>
+                <w:color w:val="000000"/>
+                <w:kern w:val="0"/>
+                <w:sz w:val="20"/>
+                <w:szCs w:val="20"/>
+                <w:lang w:eastAsia="pl-PL"/>
+                <w14:ligatures w14:val="none"/>
+              </w:rPr>
+              <w:t>Agent AI</w:t>
+            </w:r>
+          </w:p>
+        </w:tc>
+        <w:tc>
+          <w:tcPr>
+            <w:tcW w:w="7509" w:type="dxa"/>
+            <w:tcBorders>
+              <w:top w:val="single" w:sz="4" w:space="0" w:color="000000"/>
+              <w:left w:val="nil"/>
+              <w:bottom w:val="single" w:sz="4" w:space="0" w:color="000000"/>
+              <w:right w:val="single" w:sz="4" w:space="0" w:color="000000"/>
+            </w:tcBorders>
+            <w:shd w:val="clear" w:color="D9D9D9" w:fill="D9D9D9"/>
+            <w:noWrap/>
+            <w:vAlign w:val="center"/>
+            <w:hideMark/>
+          </w:tcPr>
+          <w:p>
+            <w:pPr>
+              <w:spacing w:after="0" w:line="240" w:lineRule="auto"/>
+              <w:jc w:val="center"/>
+              <w:rPr>
+                <w:rFonts w:ascii="Arial" w:eastAsia="Times New Roman" w:hAnsi="Arial" w:cs="Arial"/>
+                <w:color w:val="000000"/>
+                <w:kern w:val="0"/>
+                <w:sz w:val="20"/>
+                <w:szCs w:val="20"/>
+                <w:lang w:eastAsia="pl-PL"/>
+                <w14:ligatures w14:val="none"/>
+              </w:rPr>
+            </w:pPr>
+            <w:r>
+              <w:rPr>
+                <w:rFonts w:ascii="Arial" w:eastAsia="Times New Roman" w:hAnsi="Arial" w:cs="Arial"/>
+                <w:color w:val="000000"/>
+                <w:kern w:val="0"/>
+                <w:sz w:val="20"/>
+                <w:szCs w:val="20"/>
+                <w:lang w:eastAsia="pl-PL"/>
+                <w14:ligatures w14:val="none"/>
+              </w:rPr>
+              <w:t>Zewnętrzny system do wstępnej weryfikacji formularzy rekrutacyjnych.</w:t>
+            </w:r>
+          </w:p>
+        </w:tc>
+      </w:tr>
+      <w:tr>
+        <w:trPr>
+          <w:trHeight w:val="301"/>
+        </w:trPr>
+        <w:tc>
+          <w:tcPr>
+            <w:tcW w:w="2127" w:type="dxa"/>
+            <w:tcBorders>
+              <w:top w:val="single" w:sz="4" w:space="0" w:color="000000"/>
+              <w:left w:val="single" w:sz="4" w:space="0" w:color="000000"/>
+              <w:bottom w:val="single" w:sz="4" w:space="0" w:color="000000"/>
+              <w:right w:val="nil"/>
+            </w:tcBorders>
+            <w:noWrap/>
+            <w:vAlign w:val="center"/>
+            <w:hideMark/>
+          </w:tcPr>
+          <w:p>
+            <w:pPr>
+              <w:spacing w:after="0" w:line="240" w:lineRule="auto"/>
+              <w:jc w:val="center"/>
+              <w:rPr>
+                <w:rFonts w:ascii="Arial" w:eastAsia="Times New Roman" w:hAnsi="Arial" w:cs="Arial"/>
+                <w:color w:val="000000"/>
+                <w:kern w:val="0"/>
+                <w:sz w:val="20"/>
+                <w:szCs w:val="20"/>
+                <w:lang w:eastAsia="pl-PL"/>
+                <w14:ligatures w14:val="none"/>
+              </w:rPr>
+            </w:pPr>
+            <w:r>
+              <w:rPr>
+                <w:rFonts w:ascii="Arial" w:eastAsia="Times New Roman" w:hAnsi="Arial" w:cs="Arial"/>
+                <w:color w:val="000000"/>
+                <w:kern w:val="0"/>
+                <w:sz w:val="20"/>
+                <w:szCs w:val="20"/>
+                <w:lang w:eastAsia="pl-PL"/>
+                <w14:ligatures w14:val="none"/>
+              </w:rPr>
+              <w:t>Cykl szkoleniowy</w:t>
+            </w:r>
+          </w:p>
+        </w:tc>
+        <w:tc>
+          <w:tcPr>
+            <w:tcW w:w="7509" w:type="dxa"/>
+            <w:tcBorders>
+              <w:top w:val="single" w:sz="4" w:space="0" w:color="000000"/>
+              <w:left w:val="nil"/>
+              <w:bottom w:val="single" w:sz="4" w:space="0" w:color="000000"/>
+              <w:right w:val="single" w:sz="4" w:space="0" w:color="000000"/>
+            </w:tcBorders>
+            <w:noWrap/>
+            <w:vAlign w:val="center"/>
+            <w:hideMark/>
+          </w:tcPr>
+          <w:p>
+            <w:pPr>
+              <w:spacing w:after="0" w:line="240" w:lineRule="auto"/>
+              <w:jc w:val="center"/>
+              <w:rPr>
+                <w:rFonts w:ascii="Arial" w:eastAsia="Times New Roman" w:hAnsi="Arial" w:cs="Arial"/>
+                <w:color w:val="000000"/>
+                <w:kern w:val="0"/>
+                <w:sz w:val="20"/>
+                <w:szCs w:val="20"/>
+                <w:lang w:eastAsia="pl-PL"/>
+                <w14:ligatures w14:val="none"/>
+              </w:rPr>
+            </w:pPr>
+            <w:r>
+              <w:rPr>
+                <w:rFonts w:ascii="Arial" w:eastAsia="Times New Roman" w:hAnsi="Arial" w:cs="Arial"/>
+                <w:color w:val="000000"/>
+                <w:kern w:val="0"/>
+                <w:sz w:val="20"/>
+                <w:szCs w:val="20"/>
+                <w:lang w:eastAsia="pl-PL"/>
+                <w14:ligatures w14:val="none"/>
+              </w:rPr>
+              <w:t>Ustrukturyzowany plan treningowy realizowany pod okiem trenera.</w:t>
+            </w:r>
+          </w:p>
+        </w:tc>
+      </w:tr>
+      <w:tr>
+        <w:trPr>
+          <w:trHeight w:val="301"/>
+        </w:trPr>
+        <w:tc>
+          <w:tcPr>
+            <w:tcW w:w="2127" w:type="dxa"/>
+            <w:tcBorders>
+              <w:top w:val="single" w:sz="4" w:space="0" w:color="000000"/>
+              <w:left w:val="single" w:sz="4" w:space="0" w:color="000000"/>
+              <w:bottom w:val="single" w:sz="4" w:space="0" w:color="000000"/>
+              <w:right w:val="nil"/>
+            </w:tcBorders>
+            <w:shd w:val="clear" w:color="D9D9D9" w:fill="D9D9D9"/>
+            <w:noWrap/>
+            <w:vAlign w:val="center"/>
+            <w:hideMark/>
+          </w:tcPr>
+          <w:p>
+            <w:pPr>
+              <w:spacing w:after="0" w:line="240" w:lineRule="auto"/>
+              <w:jc w:val="center"/>
+              <w:rPr>
+                <w:rFonts w:ascii="Arial" w:eastAsia="Times New Roman" w:hAnsi="Arial" w:cs="Arial"/>
+                <w:color w:val="000000"/>
+                <w:kern w:val="0"/>
+                <w:sz w:val="20"/>
+                <w:szCs w:val="20"/>
+                <w:lang w:eastAsia="pl-PL"/>
+                <w14:ligatures w14:val="none"/>
+              </w:rPr>
+            </w:pPr>
+            <w:r>
+              <w:rPr>
+                <w:rFonts w:ascii="Arial" w:eastAsia="Times New Roman" w:hAnsi="Arial" w:cs="Arial"/>
+                <w:color w:val="000000"/>
+                <w:kern w:val="0"/>
+                <w:sz w:val="20"/>
+                <w:szCs w:val="20"/>
+                <w:lang w:eastAsia="pl-PL"/>
+                <w14:ligatures w14:val="none"/>
+              </w:rPr>
+              <w:t>Dokument finansowy</w:t>
+            </w:r>
+          </w:p>
+        </w:tc>
+        <w:tc>
+          <w:tcPr>
+            <w:tcW w:w="7509" w:type="dxa"/>
+            <w:tcBorders>
+              <w:top w:val="single" w:sz="4" w:space="0" w:color="000000"/>
+              <w:left w:val="nil"/>
+              <w:bottom w:val="single" w:sz="4" w:space="0" w:color="000000"/>
+              <w:right w:val="single" w:sz="4" w:space="0" w:color="000000"/>
+            </w:tcBorders>
+            <w:shd w:val="clear" w:color="D9D9D9" w:fill="D9D9D9"/>
+            <w:noWrap/>
+            <w:vAlign w:val="center"/>
+            <w:hideMark/>
+          </w:tcPr>
+          <w:p>
+            <w:pPr>
+              <w:spacing w:after="0" w:line="240" w:lineRule="auto"/>
+              <w:jc w:val="center"/>
+              <w:rPr>
+                <w:rFonts w:ascii="Arial" w:eastAsia="Times New Roman" w:hAnsi="Arial" w:cs="Arial"/>
+                <w:color w:val="000000"/>
+                <w:kern w:val="0"/>
+                <w:sz w:val="20"/>
+                <w:szCs w:val="20"/>
+                <w:lang w:eastAsia="pl-PL"/>
+                <w14:ligatures w14:val="none"/>
+              </w:rPr>
+            </w:pPr>
+            <w:r>
+              <w:rPr>
+                <w:rFonts w:ascii="Arial" w:eastAsia="Times New Roman" w:hAnsi="Arial" w:cs="Arial"/>
+                <w:color w:val="000000"/>
+                <w:kern w:val="0"/>
+                <w:sz w:val="20"/>
+                <w:szCs w:val="20"/>
+                <w:lang w:eastAsia="pl-PL"/>
+                <w14:ligatures w14:val="none"/>
+              </w:rPr>
+              <w:t>Zapis w systemie ewidencjonujący koszty operacyjne lub przychody agencji.</w:t>
+            </w:r>
+          </w:p>
+        </w:tc>
+      </w:tr>
+      <w:tr>
+        <w:trPr>
+          <w:trHeight w:val="301"/>
+        </w:trPr>
+        <w:tc>
+          <w:tcPr>
+            <w:tcW w:w="2127" w:type="dxa"/>
+            <w:tcBorders>
+              <w:top w:val="single" w:sz="4" w:space="0" w:color="000000"/>
+              <w:left w:val="single" w:sz="4" w:space="0" w:color="000000"/>
+              <w:bottom w:val="single" w:sz="4" w:space="0" w:color="000000"/>
+              <w:right w:val="nil"/>
+            </w:tcBorders>
+            <w:noWrap/>
+            <w:vAlign w:val="center"/>
+            <w:hideMark/>
+          </w:tcPr>
+          <w:p>
+            <w:pPr>
+              <w:spacing w:after="0" w:line="240" w:lineRule="auto"/>
+              <w:jc w:val="center"/>
+              <w:rPr>
+                <w:rFonts w:ascii="Arial" w:eastAsia="Times New Roman" w:hAnsi="Arial" w:cs="Arial"/>
+                <w:color w:val="000000"/>
+                <w:kern w:val="0"/>
+                <w:sz w:val="20"/>
+                <w:szCs w:val="20"/>
+                <w:lang w:eastAsia="pl-PL"/>
+                <w14:ligatures w14:val="none"/>
+              </w:rPr>
+            </w:pPr>
+            <w:r>
+              <w:rPr>
+                <w:rFonts w:ascii="Arial" w:eastAsia="Times New Roman" w:hAnsi="Arial" w:cs="Arial"/>
+                <w:color w:val="000000"/>
+                <w:kern w:val="0"/>
+                <w:sz w:val="20"/>
+                <w:szCs w:val="20"/>
+                <w:lang w:eastAsia="pl-PL"/>
+                <w14:ligatures w14:val="none"/>
+              </w:rPr>
+              <w:t>Kandydat</w:t>
+            </w:r>
+          </w:p>
+        </w:tc>
+        <w:tc>
+          <w:tcPr>
+            <w:tcW w:w="7509" w:type="dxa"/>
+            <w:tcBorders>
+              <w:top w:val="single" w:sz="4" w:space="0" w:color="000000"/>
+              <w:left w:val="nil"/>
+              <w:bottom w:val="single" w:sz="4" w:space="0" w:color="000000"/>
+              <w:right w:val="single" w:sz="4" w:space="0" w:color="000000"/>
+            </w:tcBorders>
+            <w:noWrap/>
+            <w:vAlign w:val="center"/>
+            <w:hideMark/>
+          </w:tcPr>
+          <w:p>
+            <w:pPr>
+              <w:spacing w:after="0" w:line="240" w:lineRule="auto"/>
+              <w:jc w:val="center"/>
+              <w:rPr>
+                <w:rFonts w:ascii="Arial" w:eastAsia="Times New Roman" w:hAnsi="Arial" w:cs="Arial"/>
+                <w:color w:val="000000"/>
+                <w:kern w:val="0"/>
+                <w:sz w:val="20"/>
+                <w:szCs w:val="20"/>
+                <w:lang w:eastAsia="pl-PL"/>
+                <w14:ligatures w14:val="none"/>
+              </w:rPr>
+            </w:pPr>
+            <w:r>
+              <w:rPr>
+                <w:rFonts w:ascii="Arial" w:eastAsia="Times New Roman" w:hAnsi="Arial" w:cs="Arial"/>
+                <w:color w:val="000000"/>
+                <w:kern w:val="0"/>
+                <w:sz w:val="20"/>
+                <w:szCs w:val="20"/>
+                <w:lang w:eastAsia="pl-PL"/>
+                <w14:ligatures w14:val="none"/>
+              </w:rPr>
+              <w:t>Gracz ubiegający się o współpracę, przed ostatecznymi testami i podpisaniem umowy.</w:t>
+            </w:r>
+          </w:p>
+        </w:tc>
+      </w:tr>
+      <w:tr>
+        <w:trPr>
+          <w:trHeight w:val="301"/>
+        </w:trPr>
+        <w:tc>
+          <w:tcPr>
+            <w:tcW w:w="2127" w:type="dxa"/>
+            <w:tcBorders>
+              <w:top w:val="single" w:sz="4" w:space="0" w:color="000000"/>
+              <w:left w:val="single" w:sz="4" w:space="0" w:color="000000"/>
+              <w:bottom w:val="single" w:sz="4" w:space="0" w:color="000000"/>
+              <w:right w:val="nil"/>
+            </w:tcBorders>
+            <w:shd w:val="clear" w:color="D9D9D9" w:fill="D9D9D9"/>
+            <w:noWrap/>
+            <w:vAlign w:val="center"/>
+            <w:hideMark/>
+          </w:tcPr>
+          <w:p>
+            <w:pPr>
+              <w:spacing w:after="0" w:line="240" w:lineRule="auto"/>
+              <w:jc w:val="center"/>
+              <w:rPr>
+                <w:rFonts w:ascii="Arial" w:eastAsia="Times New Roman" w:hAnsi="Arial" w:cs="Arial"/>
+                <w:color w:val="000000"/>
+                <w:kern w:val="0"/>
+                <w:sz w:val="20"/>
+                <w:szCs w:val="20"/>
+                <w:lang w:eastAsia="pl-PL"/>
+                <w14:ligatures w14:val="none"/>
+              </w:rPr>
+            </w:pPr>
+            <w:r>
+              <w:rPr>
+                <w:rFonts w:ascii="Arial" w:eastAsia="Times New Roman" w:hAnsi="Arial" w:cs="Arial"/>
+                <w:color w:val="000000"/>
+                <w:kern w:val="0"/>
+                <w:sz w:val="20"/>
+                <w:szCs w:val="20"/>
+                <w:lang w:eastAsia="pl-PL"/>
+                <w14:ligatures w14:val="none"/>
+              </w:rPr>
+              <w:t>Księgowa</w:t>
+            </w:r>
+          </w:p>
+        </w:tc>
+        <w:tc>
+          <w:tcPr>
+            <w:tcW w:w="7509" w:type="dxa"/>
+            <w:tcBorders>
+              <w:top w:val="single" w:sz="4" w:space="0" w:color="000000"/>
+              <w:left w:val="nil"/>
+              <w:bottom w:val="single" w:sz="4" w:space="0" w:color="000000"/>
+              <w:right w:val="single" w:sz="4" w:space="0" w:color="000000"/>
+            </w:tcBorders>
+            <w:shd w:val="clear" w:color="D9D9D9" w:fill="D9D9D9"/>
+            <w:noWrap/>
+            <w:vAlign w:val="center"/>
+            <w:hideMark/>
+          </w:tcPr>
+          <w:p>
+            <w:pPr>
+              <w:spacing w:after="0" w:line="240" w:lineRule="auto"/>
+              <w:jc w:val="center"/>
+              <w:rPr>
+                <w:rFonts w:ascii="Arial" w:eastAsia="Times New Roman" w:hAnsi="Arial" w:cs="Arial"/>
+                <w:color w:val="000000"/>
+                <w:kern w:val="0"/>
+                <w:sz w:val="20"/>
+                <w:szCs w:val="20"/>
+                <w:lang w:eastAsia="pl-PL"/>
+                <w14:ligatures w14:val="none"/>
+              </w:rPr>
+            </w:pPr>
+            <w:r>
+              <w:rPr>
+                <w:rFonts w:ascii="Arial" w:eastAsia="Times New Roman" w:hAnsi="Arial" w:cs="Arial"/>
+                <w:color w:val="000000"/>
+                <w:kern w:val="0"/>
+                <w:sz w:val="20"/>
+                <w:szCs w:val="20"/>
+                <w:lang w:eastAsia="pl-PL"/>
+                <w14:ligatures w14:val="none"/>
+              </w:rPr>
+              <w:t>Pracownik odpowiedzialny za ewidencję finansową oraz rozliczenia firmy.</w:t>
+            </w:r>
+          </w:p>
+        </w:tc>
+      </w:tr>
+      <w:tr>
+        <w:trPr>
+          <w:trHeight w:val="301"/>
+        </w:trPr>
+        <w:tc>
+          <w:tcPr>
+            <w:tcW w:w="2127" w:type="dxa"/>
+            <w:tcBorders>
+              <w:top w:val="single" w:sz="4" w:space="0" w:color="000000"/>
+              <w:left w:val="single" w:sz="4" w:space="0" w:color="000000"/>
+              <w:bottom w:val="single" w:sz="4" w:space="0" w:color="000000"/>
+              <w:right w:val="nil"/>
+            </w:tcBorders>
+            <w:noWrap/>
+            <w:vAlign w:val="center"/>
+            <w:hideMark/>
+          </w:tcPr>
+          <w:p>
+            <w:pPr>
+              <w:spacing w:after="0" w:line="240" w:lineRule="auto"/>
+              <w:jc w:val="center"/>
+              <w:rPr>
+                <w:rFonts w:ascii="Arial" w:eastAsia="Times New Roman" w:hAnsi="Arial" w:cs="Arial"/>
+                <w:color w:val="000000"/>
+                <w:kern w:val="0"/>
+                <w:sz w:val="20"/>
+                <w:szCs w:val="20"/>
+                <w:lang w:eastAsia="pl-PL"/>
+                <w14:ligatures w14:val="none"/>
+              </w:rPr>
+            </w:pPr>
+            <w:r>
+              <w:rPr>
+                <w:rFonts w:ascii="Arial" w:eastAsia="Times New Roman" w:hAnsi="Arial" w:cs="Arial"/>
+                <w:color w:val="000000"/>
+                <w:kern w:val="0"/>
+                <w:sz w:val="20"/>
+                <w:szCs w:val="20"/>
+                <w:lang w:eastAsia="pl-PL"/>
+                <w14:ligatures w14:val="none"/>
+              </w:rPr>
+              <w:t>Podopieczny (Zawodnik)</w:t>
+            </w:r>
+          </w:p>
+        </w:tc>
+        <w:tc>
+          <w:tcPr>
+            <w:tcW w:w="7509" w:type="dxa"/>
+            <w:tcBorders>
+              <w:top w:val="single" w:sz="4" w:space="0" w:color="000000"/>
+              <w:left w:val="nil"/>
+              <w:bottom w:val="single" w:sz="4" w:space="0" w:color="000000"/>
+              <w:right w:val="single" w:sz="4" w:space="0" w:color="000000"/>
+            </w:tcBorders>
+            <w:noWrap/>
+            <w:vAlign w:val="center"/>
+            <w:hideMark/>
+          </w:tcPr>
+          <w:p>
+            <w:pPr>
+              <w:spacing w:after="0" w:line="240" w:lineRule="auto"/>
+              <w:jc w:val="center"/>
+              <w:rPr>
+                <w:rFonts w:ascii="Arial" w:eastAsia="Times New Roman" w:hAnsi="Arial" w:cs="Arial"/>
+                <w:color w:val="000000"/>
+                <w:kern w:val="0"/>
+                <w:sz w:val="20"/>
+                <w:szCs w:val="20"/>
+                <w:lang w:eastAsia="pl-PL"/>
+                <w14:ligatures w14:val="none"/>
+              </w:rPr>
+            </w:pPr>
+            <w:r>
+              <w:rPr>
+                <w:rFonts w:ascii="Arial" w:eastAsia="Times New Roman" w:hAnsi="Arial" w:cs="Arial"/>
+                <w:color w:val="000000"/>
+                <w:kern w:val="0"/>
+                <w:sz w:val="20"/>
+                <w:szCs w:val="20"/>
+                <w:lang w:eastAsia="pl-PL"/>
+                <w14:ligatures w14:val="none"/>
+              </w:rPr>
+              <w:t xml:space="preserve">Gracz z podpisanym kontraktem, zakwaterowany w </w:t>
+            </w:r>
+            <w:proofErr w:type="spellStart"/>
+            <w:r>
+              <w:rPr>
+                <w:rFonts w:ascii="Arial" w:eastAsia="Times New Roman" w:hAnsi="Arial" w:cs="Arial"/>
+                <w:color w:val="000000"/>
+                <w:kern w:val="0"/>
+                <w:sz w:val="20"/>
+                <w:szCs w:val="20"/>
+                <w:lang w:eastAsia="pl-PL"/>
+                <w14:ligatures w14:val="none"/>
+              </w:rPr>
+              <w:t>gaming</w:t>
+            </w:r>
+            <w:proofErr w:type="spellEnd"/>
+            <w:r>
+              <w:rPr>
+                <w:rFonts w:ascii="Arial" w:eastAsia="Times New Roman" w:hAnsi="Arial" w:cs="Arial"/>
+                <w:color w:val="000000"/>
+                <w:kern w:val="0"/>
+                <w:sz w:val="20"/>
+                <w:szCs w:val="20"/>
+                <w:lang w:eastAsia="pl-PL"/>
+                <w14:ligatures w14:val="none"/>
+              </w:rPr>
+              <w:t xml:space="preserve"> </w:t>
+            </w:r>
+            <w:proofErr w:type="spellStart"/>
+            <w:r>
+              <w:rPr>
+                <w:rFonts w:ascii="Arial" w:eastAsia="Times New Roman" w:hAnsi="Arial" w:cs="Arial"/>
+                <w:color w:val="000000"/>
+                <w:kern w:val="0"/>
+                <w:sz w:val="20"/>
+                <w:szCs w:val="20"/>
+                <w:lang w:eastAsia="pl-PL"/>
+                <w14:ligatures w14:val="none"/>
+              </w:rPr>
+              <w:t>house</w:t>
+            </w:r>
+            <w:proofErr w:type="spellEnd"/>
+            <w:r>
+              <w:rPr>
+                <w:rFonts w:ascii="Arial" w:eastAsia="Times New Roman" w:hAnsi="Arial" w:cs="Arial"/>
+                <w:color w:val="000000"/>
+                <w:kern w:val="0"/>
+                <w:sz w:val="20"/>
+                <w:szCs w:val="20"/>
+                <w:lang w:eastAsia="pl-PL"/>
+                <w14:ligatures w14:val="none"/>
+              </w:rPr>
+              <w:t>.</w:t>
+            </w:r>
+          </w:p>
+        </w:tc>
+      </w:tr>
+      <w:tr>
+        <w:trPr>
+          <w:trHeight w:val="301"/>
+        </w:trPr>
+        <w:tc>
+          <w:tcPr>
+            <w:tcW w:w="2127" w:type="dxa"/>
+            <w:tcBorders>
+              <w:top w:val="single" w:sz="4" w:space="0" w:color="000000"/>
+              <w:left w:val="single" w:sz="4" w:space="0" w:color="000000"/>
+              <w:bottom w:val="single" w:sz="4" w:space="0" w:color="000000"/>
+              <w:right w:val="nil"/>
+            </w:tcBorders>
+            <w:shd w:val="clear" w:color="D9D9D9" w:fill="D9D9D9"/>
+            <w:noWrap/>
+            <w:vAlign w:val="center"/>
+            <w:hideMark/>
+          </w:tcPr>
+          <w:p>
+            <w:pPr>
+              <w:spacing w:after="0" w:line="240" w:lineRule="auto"/>
+              <w:jc w:val="center"/>
+              <w:rPr>
+                <w:rFonts w:ascii="Arial" w:eastAsia="Times New Roman" w:hAnsi="Arial" w:cs="Arial"/>
+                <w:color w:val="000000"/>
+                <w:kern w:val="0"/>
+                <w:sz w:val="20"/>
+                <w:szCs w:val="20"/>
+                <w:lang w:eastAsia="pl-PL"/>
+                <w14:ligatures w14:val="none"/>
+              </w:rPr>
+            </w:pPr>
+            <w:r>
+              <w:rPr>
+                <w:rFonts w:ascii="Arial" w:eastAsia="Times New Roman" w:hAnsi="Arial" w:cs="Arial"/>
+                <w:color w:val="000000"/>
+                <w:kern w:val="0"/>
+                <w:sz w:val="20"/>
+                <w:szCs w:val="20"/>
+                <w:lang w:eastAsia="pl-PL"/>
+                <w14:ligatures w14:val="none"/>
+              </w:rPr>
+              <w:t>Psycholog sportowy</w:t>
+            </w:r>
+          </w:p>
+        </w:tc>
+        <w:tc>
+          <w:tcPr>
+            <w:tcW w:w="7509" w:type="dxa"/>
+            <w:tcBorders>
+              <w:top w:val="single" w:sz="4" w:space="0" w:color="000000"/>
+              <w:left w:val="nil"/>
+              <w:bottom w:val="single" w:sz="4" w:space="0" w:color="000000"/>
+              <w:right w:val="single" w:sz="4" w:space="0" w:color="000000"/>
+            </w:tcBorders>
+            <w:shd w:val="clear" w:color="D9D9D9" w:fill="D9D9D9"/>
+            <w:noWrap/>
+            <w:vAlign w:val="center"/>
+            <w:hideMark/>
+          </w:tcPr>
+          <w:p>
+            <w:pPr>
+              <w:spacing w:after="0" w:line="240" w:lineRule="auto"/>
+              <w:jc w:val="center"/>
+              <w:rPr>
+                <w:rFonts w:ascii="Arial" w:eastAsia="Times New Roman" w:hAnsi="Arial" w:cs="Arial"/>
+                <w:color w:val="000000"/>
+                <w:kern w:val="0"/>
+                <w:sz w:val="20"/>
+                <w:szCs w:val="20"/>
+                <w:lang w:eastAsia="pl-PL"/>
+                <w14:ligatures w14:val="none"/>
+              </w:rPr>
+            </w:pPr>
+            <w:r>
+              <w:rPr>
+                <w:rFonts w:ascii="Arial" w:eastAsia="Times New Roman" w:hAnsi="Arial" w:cs="Arial"/>
+                <w:color w:val="000000"/>
+                <w:kern w:val="0"/>
+                <w:sz w:val="20"/>
+                <w:szCs w:val="20"/>
+                <w:lang w:eastAsia="pl-PL"/>
+                <w14:ligatures w14:val="none"/>
+              </w:rPr>
+              <w:t>Pracownik prowadzący konsultacje wspierające rozwój mentalny graczy.</w:t>
+            </w:r>
+          </w:p>
+        </w:tc>
+      </w:tr>
+      <w:tr>
+        <w:trPr>
+          <w:trHeight w:val="301"/>
+        </w:trPr>
+        <w:tc>
+          <w:tcPr>
+            <w:tcW w:w="2127" w:type="dxa"/>
+            <w:tcBorders>
+              <w:top w:val="single" w:sz="4" w:space="0" w:color="000000"/>
+              <w:left w:val="single" w:sz="4" w:space="0" w:color="000000"/>
+              <w:bottom w:val="single" w:sz="4" w:space="0" w:color="000000"/>
+              <w:right w:val="nil"/>
+            </w:tcBorders>
+            <w:noWrap/>
+            <w:vAlign w:val="center"/>
+            <w:hideMark/>
+          </w:tcPr>
+          <w:p>
+            <w:pPr>
+              <w:spacing w:after="0" w:line="240" w:lineRule="auto"/>
+              <w:jc w:val="center"/>
+              <w:rPr>
+                <w:rFonts w:ascii="Arial" w:eastAsia="Times New Roman" w:hAnsi="Arial" w:cs="Arial"/>
+                <w:color w:val="000000"/>
+                <w:kern w:val="0"/>
+                <w:sz w:val="20"/>
+                <w:szCs w:val="20"/>
+                <w:lang w:eastAsia="pl-PL"/>
+                <w14:ligatures w14:val="none"/>
+              </w:rPr>
+            </w:pPr>
+            <w:r>
+              <w:rPr>
+                <w:rFonts w:ascii="Arial" w:eastAsia="Times New Roman" w:hAnsi="Arial" w:cs="Arial"/>
+                <w:color w:val="000000"/>
+                <w:kern w:val="0"/>
+                <w:sz w:val="20"/>
+                <w:szCs w:val="20"/>
+                <w:lang w:eastAsia="pl-PL"/>
+                <w14:ligatures w14:val="none"/>
+              </w:rPr>
+              <w:t>Skaut</w:t>
+            </w:r>
+          </w:p>
+        </w:tc>
+        <w:tc>
+          <w:tcPr>
+            <w:tcW w:w="7509" w:type="dxa"/>
+            <w:tcBorders>
+              <w:top w:val="single" w:sz="4" w:space="0" w:color="000000"/>
+              <w:left w:val="nil"/>
+              <w:bottom w:val="single" w:sz="4" w:space="0" w:color="000000"/>
+              <w:right w:val="single" w:sz="4" w:space="0" w:color="000000"/>
+            </w:tcBorders>
+            <w:noWrap/>
+            <w:vAlign w:val="center"/>
+            <w:hideMark/>
+          </w:tcPr>
+          <w:p>
+            <w:pPr>
+              <w:spacing w:after="0" w:line="240" w:lineRule="auto"/>
+              <w:jc w:val="center"/>
+              <w:rPr>
+                <w:rFonts w:ascii="Arial" w:eastAsia="Times New Roman" w:hAnsi="Arial" w:cs="Arial"/>
+                <w:color w:val="000000"/>
+                <w:kern w:val="0"/>
+                <w:sz w:val="20"/>
+                <w:szCs w:val="20"/>
+                <w:lang w:eastAsia="pl-PL"/>
+                <w14:ligatures w14:val="none"/>
+              </w:rPr>
+            </w:pPr>
+            <w:r>
+              <w:rPr>
+                <w:rFonts w:ascii="Arial" w:eastAsia="Times New Roman" w:hAnsi="Arial" w:cs="Arial"/>
+                <w:color w:val="000000"/>
+                <w:kern w:val="0"/>
+                <w:sz w:val="20"/>
+                <w:szCs w:val="20"/>
+                <w:lang w:eastAsia="pl-PL"/>
+                <w14:ligatures w14:val="none"/>
+              </w:rPr>
+              <w:t>Pracownik wyszukujący i oceniający potencjalnych kandydatów.</w:t>
+            </w:r>
+          </w:p>
+        </w:tc>
+      </w:tr>
+      <w:tr>
+        <w:trPr>
+          <w:trHeight w:val="301"/>
+        </w:trPr>
+        <w:tc>
+          <w:tcPr>
+            <w:tcW w:w="2127" w:type="dxa"/>
+            <w:tcBorders>
+              <w:top w:val="single" w:sz="4" w:space="0" w:color="000000"/>
+              <w:left w:val="single" w:sz="4" w:space="0" w:color="000000"/>
+              <w:bottom w:val="single" w:sz="4" w:space="0" w:color="000000"/>
+              <w:right w:val="nil"/>
+            </w:tcBorders>
+            <w:shd w:val="clear" w:color="D9D9D9" w:fill="D9D9D9"/>
+            <w:noWrap/>
+            <w:vAlign w:val="center"/>
+            <w:hideMark/>
+          </w:tcPr>
+          <w:p>
+            <w:pPr>
+              <w:spacing w:after="0" w:line="240" w:lineRule="auto"/>
+              <w:jc w:val="center"/>
+              <w:rPr>
+                <w:rFonts w:ascii="Arial" w:eastAsia="Times New Roman" w:hAnsi="Arial" w:cs="Arial"/>
+                <w:color w:val="000000"/>
+                <w:kern w:val="0"/>
+                <w:sz w:val="20"/>
+                <w:szCs w:val="20"/>
+                <w:lang w:eastAsia="pl-PL"/>
+                <w14:ligatures w14:val="none"/>
+              </w:rPr>
+            </w:pPr>
+            <w:r>
+              <w:rPr>
+                <w:rFonts w:ascii="Arial" w:eastAsia="Times New Roman" w:hAnsi="Arial" w:cs="Arial"/>
+                <w:color w:val="000000"/>
+                <w:kern w:val="0"/>
+                <w:sz w:val="20"/>
+                <w:szCs w:val="20"/>
+                <w:lang w:eastAsia="pl-PL"/>
+                <w14:ligatures w14:val="none"/>
+              </w:rPr>
+              <w:t xml:space="preserve">Specjalista ds. </w:t>
+            </w:r>
+            <w:proofErr w:type="spellStart"/>
+            <w:r>
+              <w:rPr>
+                <w:rFonts w:ascii="Arial" w:eastAsia="Times New Roman" w:hAnsi="Arial" w:cs="Arial"/>
+                <w:color w:val="000000"/>
+                <w:kern w:val="0"/>
+                <w:sz w:val="20"/>
+                <w:szCs w:val="20"/>
+                <w:lang w:eastAsia="pl-PL"/>
+                <w14:ligatures w14:val="none"/>
+              </w:rPr>
+              <w:t>social</w:t>
+            </w:r>
+            <w:proofErr w:type="spellEnd"/>
+            <w:r>
+              <w:rPr>
+                <w:rFonts w:ascii="Arial" w:eastAsia="Times New Roman" w:hAnsi="Arial" w:cs="Arial"/>
+                <w:color w:val="000000"/>
+                <w:kern w:val="0"/>
+                <w:sz w:val="20"/>
+                <w:szCs w:val="20"/>
+                <w:lang w:eastAsia="pl-PL"/>
+                <w14:ligatures w14:val="none"/>
+              </w:rPr>
+              <w:t xml:space="preserve"> mediów</w:t>
+            </w:r>
+          </w:p>
+        </w:tc>
+        <w:tc>
+          <w:tcPr>
+            <w:tcW w:w="7509" w:type="dxa"/>
+            <w:tcBorders>
+              <w:top w:val="single" w:sz="4" w:space="0" w:color="000000"/>
+              <w:left w:val="nil"/>
+              <w:bottom w:val="single" w:sz="4" w:space="0" w:color="000000"/>
+              <w:right w:val="single" w:sz="4" w:space="0" w:color="000000"/>
+            </w:tcBorders>
+            <w:shd w:val="clear" w:color="D9D9D9" w:fill="D9D9D9"/>
+            <w:noWrap/>
+            <w:vAlign w:val="center"/>
+            <w:hideMark/>
+          </w:tcPr>
+          <w:p>
+            <w:pPr>
+              <w:spacing w:after="0" w:line="240" w:lineRule="auto"/>
+              <w:jc w:val="center"/>
+              <w:rPr>
+                <w:rFonts w:ascii="Arial" w:eastAsia="Times New Roman" w:hAnsi="Arial" w:cs="Arial"/>
+                <w:color w:val="000000"/>
+                <w:kern w:val="0"/>
+                <w:sz w:val="20"/>
+                <w:szCs w:val="20"/>
+                <w:lang w:eastAsia="pl-PL"/>
+                <w14:ligatures w14:val="none"/>
+              </w:rPr>
+            </w:pPr>
+            <w:r>
+              <w:rPr>
+                <w:rFonts w:ascii="Arial" w:eastAsia="Times New Roman" w:hAnsi="Arial" w:cs="Arial"/>
+                <w:color w:val="000000"/>
+                <w:kern w:val="0"/>
+                <w:sz w:val="20"/>
+                <w:szCs w:val="20"/>
+                <w:lang w:eastAsia="pl-PL"/>
+                <w14:ligatures w14:val="none"/>
+              </w:rPr>
+              <w:t>Osoba odpowiedzialna za wizerunek graczy i monitorowanie ich aktywności w sieci.</w:t>
+            </w:r>
+          </w:p>
+        </w:tc>
+      </w:tr>
+      <w:tr>
+        <w:trPr>
+          <w:trHeight w:val="301"/>
+        </w:trPr>
+        <w:tc>
+          <w:tcPr>
+            <w:tcW w:w="2127" w:type="dxa"/>
+            <w:tcBorders>
+              <w:top w:val="single" w:sz="4" w:space="0" w:color="000000"/>
+              <w:left w:val="single" w:sz="4" w:space="0" w:color="000000"/>
+              <w:bottom w:val="single" w:sz="4" w:space="0" w:color="000000"/>
+              <w:right w:val="nil"/>
+            </w:tcBorders>
+            <w:noWrap/>
+            <w:vAlign w:val="center"/>
+            <w:hideMark/>
+          </w:tcPr>
+          <w:p>
+            <w:pPr>
+              <w:spacing w:after="0" w:line="240" w:lineRule="auto"/>
+              <w:jc w:val="center"/>
+              <w:rPr>
+                <w:rFonts w:ascii="Arial" w:eastAsia="Times New Roman" w:hAnsi="Arial" w:cs="Arial"/>
+                <w:color w:val="000000"/>
+                <w:kern w:val="0"/>
+                <w:sz w:val="20"/>
+                <w:szCs w:val="20"/>
+                <w:lang w:eastAsia="pl-PL"/>
+                <w14:ligatures w14:val="none"/>
+              </w:rPr>
+            </w:pPr>
+            <w:r>
+              <w:rPr>
+                <w:rFonts w:ascii="Arial" w:eastAsia="Times New Roman" w:hAnsi="Arial" w:cs="Arial"/>
+                <w:color w:val="000000"/>
+                <w:kern w:val="0"/>
+                <w:sz w:val="20"/>
+                <w:szCs w:val="20"/>
+                <w:lang w:eastAsia="pl-PL"/>
+                <w14:ligatures w14:val="none"/>
+              </w:rPr>
+              <w:t>Transfer</w:t>
+            </w:r>
+          </w:p>
+        </w:tc>
+        <w:tc>
+          <w:tcPr>
+            <w:tcW w:w="7509" w:type="dxa"/>
+            <w:tcBorders>
+              <w:top w:val="single" w:sz="4" w:space="0" w:color="000000"/>
+              <w:left w:val="nil"/>
+              <w:bottom w:val="single" w:sz="4" w:space="0" w:color="000000"/>
+              <w:right w:val="single" w:sz="4" w:space="0" w:color="000000"/>
+            </w:tcBorders>
+            <w:noWrap/>
+            <w:vAlign w:val="center"/>
+            <w:hideMark/>
+          </w:tcPr>
+          <w:p>
+            <w:pPr>
+              <w:spacing w:after="0" w:line="240" w:lineRule="auto"/>
+              <w:jc w:val="center"/>
+              <w:rPr>
+                <w:rFonts w:ascii="Arial" w:eastAsia="Times New Roman" w:hAnsi="Arial" w:cs="Arial"/>
+                <w:color w:val="000000"/>
+                <w:kern w:val="0"/>
+                <w:sz w:val="20"/>
+                <w:szCs w:val="20"/>
+                <w:lang w:eastAsia="pl-PL"/>
+                <w14:ligatures w14:val="none"/>
+              </w:rPr>
+            </w:pPr>
+            <w:r>
+              <w:rPr>
+                <w:rFonts w:ascii="Arial" w:eastAsia="Times New Roman" w:hAnsi="Arial" w:cs="Arial"/>
+                <w:color w:val="000000"/>
+                <w:kern w:val="0"/>
+                <w:sz w:val="20"/>
+                <w:szCs w:val="20"/>
+                <w:lang w:eastAsia="pl-PL"/>
+                <w14:ligatures w14:val="none"/>
+              </w:rPr>
+              <w:t>Przejście zawodnika z agencji do profesjonalnej drużyny e-sportowej.</w:t>
+            </w:r>
+          </w:p>
+        </w:tc>
+      </w:tr>
+      <w:tr>
+        <w:trPr>
+          <w:trHeight w:val="301"/>
+        </w:trPr>
+        <w:tc>
+          <w:tcPr>
+            <w:tcW w:w="2127" w:type="dxa"/>
+            <w:tcBorders>
+              <w:top w:val="single" w:sz="4" w:space="0" w:color="000000"/>
+              <w:left w:val="single" w:sz="4" w:space="0" w:color="000000"/>
+              <w:bottom w:val="single" w:sz="4" w:space="0" w:color="000000"/>
+              <w:right w:val="nil"/>
+            </w:tcBorders>
+            <w:shd w:val="clear" w:color="D9D9D9" w:fill="D9D9D9"/>
+            <w:noWrap/>
+            <w:vAlign w:val="center"/>
+            <w:hideMark/>
+          </w:tcPr>
+          <w:p>
+            <w:pPr>
+              <w:spacing w:after="0" w:line="240" w:lineRule="auto"/>
+              <w:jc w:val="center"/>
+              <w:rPr>
+                <w:rFonts w:ascii="Arial" w:eastAsia="Times New Roman" w:hAnsi="Arial" w:cs="Arial"/>
+                <w:color w:val="000000"/>
+                <w:kern w:val="0"/>
+                <w:sz w:val="20"/>
+                <w:szCs w:val="20"/>
+                <w:lang w:eastAsia="pl-PL"/>
+                <w14:ligatures w14:val="none"/>
+              </w:rPr>
+            </w:pPr>
+            <w:r>
+              <w:rPr>
+                <w:rFonts w:ascii="Arial" w:eastAsia="Times New Roman" w:hAnsi="Arial" w:cs="Arial"/>
+                <w:color w:val="000000"/>
+                <w:kern w:val="0"/>
+                <w:sz w:val="20"/>
+                <w:szCs w:val="20"/>
+                <w:lang w:eastAsia="pl-PL"/>
+                <w14:ligatures w14:val="none"/>
+              </w:rPr>
+              <w:t>Transmisja na żywo (</w:t>
+            </w:r>
+            <w:proofErr w:type="spellStart"/>
+            <w:r>
+              <w:rPr>
+                <w:rFonts w:ascii="Arial" w:eastAsia="Times New Roman" w:hAnsi="Arial" w:cs="Arial"/>
+                <w:color w:val="000000"/>
+                <w:kern w:val="0"/>
+                <w:sz w:val="20"/>
+                <w:szCs w:val="20"/>
+                <w:lang w:eastAsia="pl-PL"/>
+                <w14:ligatures w14:val="none"/>
+              </w:rPr>
+              <w:t>Stream</w:t>
+            </w:r>
+            <w:proofErr w:type="spellEnd"/>
+            <w:r>
+              <w:rPr>
+                <w:rFonts w:ascii="Arial" w:eastAsia="Times New Roman" w:hAnsi="Arial" w:cs="Arial"/>
+                <w:color w:val="000000"/>
+                <w:kern w:val="0"/>
+                <w:sz w:val="20"/>
+                <w:szCs w:val="20"/>
+                <w:lang w:eastAsia="pl-PL"/>
+                <w14:ligatures w14:val="none"/>
+              </w:rPr>
+              <w:t>)</w:t>
+            </w:r>
+          </w:p>
+        </w:tc>
+        <w:tc>
+          <w:tcPr>
+            <w:tcW w:w="7509" w:type="dxa"/>
+            <w:tcBorders>
+              <w:top w:val="single" w:sz="4" w:space="0" w:color="000000"/>
+              <w:left w:val="nil"/>
+              <w:bottom w:val="single" w:sz="4" w:space="0" w:color="000000"/>
+              <w:right w:val="single" w:sz="4" w:space="0" w:color="000000"/>
+            </w:tcBorders>
+            <w:shd w:val="clear" w:color="D9D9D9" w:fill="D9D9D9"/>
+            <w:noWrap/>
+            <w:vAlign w:val="center"/>
+            <w:hideMark/>
+          </w:tcPr>
+          <w:p>
+            <w:pPr>
+              <w:spacing w:after="0" w:line="240" w:lineRule="auto"/>
+              <w:jc w:val="center"/>
+              <w:rPr>
+                <w:rFonts w:ascii="Arial" w:eastAsia="Times New Roman" w:hAnsi="Arial" w:cs="Arial"/>
+                <w:color w:val="000000"/>
+                <w:kern w:val="0"/>
+                <w:sz w:val="20"/>
+                <w:szCs w:val="20"/>
+                <w:lang w:eastAsia="pl-PL"/>
+                <w14:ligatures w14:val="none"/>
+              </w:rPr>
+            </w:pPr>
+            <w:r>
+              <w:rPr>
+                <w:rFonts w:ascii="Arial" w:eastAsia="Times New Roman" w:hAnsi="Arial" w:cs="Arial"/>
+                <w:color w:val="000000"/>
+                <w:kern w:val="0"/>
+                <w:sz w:val="20"/>
+                <w:szCs w:val="20"/>
+                <w:lang w:eastAsia="pl-PL"/>
+                <w14:ligatures w14:val="none"/>
+              </w:rPr>
+              <w:t>Aktywność gracza online, na którą agencja pozyskuje zewnętrzne współprace.</w:t>
+            </w:r>
+          </w:p>
+        </w:tc>
+      </w:tr>
+      <w:tr>
+        <w:trPr>
+          <w:trHeight w:val="301"/>
+        </w:trPr>
+        <w:tc>
+          <w:tcPr>
+            <w:tcW w:w="2127" w:type="dxa"/>
+            <w:tcBorders>
+              <w:top w:val="single" w:sz="4" w:space="0" w:color="000000"/>
+              <w:left w:val="single" w:sz="4" w:space="0" w:color="000000"/>
+              <w:bottom w:val="single" w:sz="4" w:space="0" w:color="000000"/>
+              <w:right w:val="nil"/>
+            </w:tcBorders>
+            <w:noWrap/>
+            <w:vAlign w:val="center"/>
+            <w:hideMark/>
+          </w:tcPr>
+          <w:p>
+            <w:pPr>
+              <w:spacing w:after="0" w:line="240" w:lineRule="auto"/>
+              <w:jc w:val="center"/>
+              <w:rPr>
+                <w:rFonts w:ascii="Arial" w:eastAsia="Times New Roman" w:hAnsi="Arial" w:cs="Arial"/>
+                <w:color w:val="000000"/>
+                <w:kern w:val="0"/>
+                <w:sz w:val="20"/>
+                <w:szCs w:val="20"/>
+                <w:lang w:eastAsia="pl-PL"/>
+                <w14:ligatures w14:val="none"/>
+              </w:rPr>
+            </w:pPr>
+            <w:r>
+              <w:rPr>
+                <w:rFonts w:ascii="Arial" w:eastAsia="Times New Roman" w:hAnsi="Arial" w:cs="Arial"/>
+                <w:color w:val="000000"/>
+                <w:kern w:val="0"/>
+                <w:sz w:val="20"/>
+                <w:szCs w:val="20"/>
+                <w:lang w:eastAsia="pl-PL"/>
+                <w14:ligatures w14:val="none"/>
+              </w:rPr>
+              <w:t>Trener e-sportowy</w:t>
+            </w:r>
+          </w:p>
+        </w:tc>
+        <w:tc>
+          <w:tcPr>
+            <w:tcW w:w="7509" w:type="dxa"/>
+            <w:tcBorders>
+              <w:top w:val="single" w:sz="4" w:space="0" w:color="000000"/>
+              <w:left w:val="nil"/>
+              <w:bottom w:val="single" w:sz="4" w:space="0" w:color="000000"/>
+              <w:right w:val="single" w:sz="4" w:space="0" w:color="000000"/>
+            </w:tcBorders>
+            <w:noWrap/>
+            <w:vAlign w:val="center"/>
+            <w:hideMark/>
+          </w:tcPr>
+          <w:p>
+            <w:pPr>
+              <w:spacing w:after="0" w:line="240" w:lineRule="auto"/>
+              <w:jc w:val="center"/>
+              <w:rPr>
+                <w:rFonts w:ascii="Arial" w:eastAsia="Times New Roman" w:hAnsi="Arial" w:cs="Arial"/>
+                <w:color w:val="000000"/>
+                <w:kern w:val="0"/>
+                <w:sz w:val="20"/>
+                <w:szCs w:val="20"/>
+                <w:lang w:eastAsia="pl-PL"/>
+                <w14:ligatures w14:val="none"/>
+              </w:rPr>
+            </w:pPr>
+            <w:r>
+              <w:rPr>
+                <w:rFonts w:ascii="Arial" w:eastAsia="Times New Roman" w:hAnsi="Arial" w:cs="Arial"/>
+                <w:color w:val="000000"/>
+                <w:kern w:val="0"/>
+                <w:sz w:val="20"/>
+                <w:szCs w:val="20"/>
+                <w:lang w:eastAsia="pl-PL"/>
+                <w14:ligatures w14:val="none"/>
+              </w:rPr>
+              <w:t>Pracownik nadzorujący rozwój umiejętności i szkolenie zawodników.</w:t>
+            </w:r>
+          </w:p>
+        </w:tc>
+      </w:tr>
+      <w:tr>
+        <w:trPr>
+          <w:trHeight w:val="301"/>
+        </w:trPr>
+        <w:tc>
+          <w:tcPr>
+            <w:tcW w:w="2127" w:type="dxa"/>
+            <w:tcBorders>
+              <w:top w:val="single" w:sz="4" w:space="0" w:color="000000"/>
+              <w:left w:val="single" w:sz="4" w:space="0" w:color="000000"/>
+              <w:bottom w:val="single" w:sz="4" w:space="0" w:color="000000"/>
+              <w:right w:val="nil"/>
+            </w:tcBorders>
+            <w:shd w:val="clear" w:color="D9D9D9" w:fill="D9D9D9"/>
+            <w:noWrap/>
+            <w:vAlign w:val="center"/>
+            <w:hideMark/>
+          </w:tcPr>
+          <w:p>
+            <w:pPr>
+              <w:spacing w:after="0" w:line="240" w:lineRule="auto"/>
+              <w:jc w:val="center"/>
+              <w:rPr>
+                <w:rFonts w:ascii="Arial" w:eastAsia="Times New Roman" w:hAnsi="Arial" w:cs="Arial"/>
+                <w:color w:val="000000"/>
+                <w:kern w:val="0"/>
+                <w:sz w:val="20"/>
+                <w:szCs w:val="20"/>
+                <w:lang w:eastAsia="pl-PL"/>
+                <w14:ligatures w14:val="none"/>
+              </w:rPr>
+            </w:pPr>
+            <w:r>
+              <w:rPr>
+                <w:rFonts w:ascii="Arial" w:eastAsia="Times New Roman" w:hAnsi="Arial" w:cs="Arial"/>
+                <w:color w:val="000000"/>
+                <w:kern w:val="0"/>
+                <w:sz w:val="20"/>
+                <w:szCs w:val="20"/>
+                <w:lang w:eastAsia="pl-PL"/>
+                <w14:ligatures w14:val="none"/>
+              </w:rPr>
+              <w:t>Trener personalny</w:t>
+            </w:r>
+          </w:p>
+        </w:tc>
+        <w:tc>
+          <w:tcPr>
+            <w:tcW w:w="7509" w:type="dxa"/>
+            <w:tcBorders>
+              <w:top w:val="single" w:sz="4" w:space="0" w:color="000000"/>
+              <w:left w:val="nil"/>
+              <w:bottom w:val="single" w:sz="4" w:space="0" w:color="000000"/>
+              <w:right w:val="single" w:sz="4" w:space="0" w:color="000000"/>
+            </w:tcBorders>
+            <w:shd w:val="clear" w:color="D9D9D9" w:fill="D9D9D9"/>
+            <w:noWrap/>
+            <w:vAlign w:val="center"/>
+            <w:hideMark/>
+          </w:tcPr>
+          <w:p>
+            <w:pPr>
+              <w:spacing w:after="0" w:line="240" w:lineRule="auto"/>
+              <w:jc w:val="center"/>
+              <w:rPr>
+                <w:rFonts w:ascii="Arial" w:eastAsia="Times New Roman" w:hAnsi="Arial" w:cs="Arial"/>
+                <w:color w:val="000000"/>
+                <w:kern w:val="0"/>
+                <w:sz w:val="20"/>
+                <w:szCs w:val="20"/>
+                <w:lang w:eastAsia="pl-PL"/>
+                <w14:ligatures w14:val="none"/>
+              </w:rPr>
+            </w:pPr>
+            <w:r>
+              <w:rPr>
+                <w:rFonts w:ascii="Arial" w:eastAsia="Times New Roman" w:hAnsi="Arial" w:cs="Arial"/>
+                <w:color w:val="000000"/>
+                <w:kern w:val="0"/>
+                <w:sz w:val="20"/>
+                <w:szCs w:val="20"/>
+                <w:lang w:eastAsia="pl-PL"/>
+                <w14:ligatures w14:val="none"/>
+              </w:rPr>
+              <w:t>Pracownik dbający o kondycję fizyczną zawodników poprzez konsultacje.</w:t>
+            </w:r>
+          </w:p>
+        </w:tc>
+      </w:tr>
+      <w:tr>
+        <w:trPr>
+          <w:trHeight w:val="301"/>
+        </w:trPr>
+        <w:tc>
+          <w:tcPr>
+            <w:tcW w:w="2127" w:type="dxa"/>
+            <w:tcBorders>
+              <w:top w:val="single" w:sz="4" w:space="0" w:color="000000"/>
+              <w:left w:val="single" w:sz="4" w:space="0" w:color="000000"/>
+              <w:bottom w:val="single" w:sz="4" w:space="0" w:color="000000"/>
+              <w:right w:val="nil"/>
+            </w:tcBorders>
+            <w:noWrap/>
+            <w:vAlign w:val="center"/>
+            <w:hideMark/>
+          </w:tcPr>
+          <w:p>
+            <w:pPr>
+              <w:spacing w:after="0" w:line="240" w:lineRule="auto"/>
+              <w:jc w:val="center"/>
+              <w:rPr>
+                <w:rFonts w:ascii="Arial" w:eastAsia="Times New Roman" w:hAnsi="Arial" w:cs="Arial"/>
+                <w:color w:val="000000"/>
+                <w:kern w:val="0"/>
+                <w:sz w:val="20"/>
+                <w:szCs w:val="20"/>
+                <w:lang w:eastAsia="pl-PL"/>
+                <w14:ligatures w14:val="none"/>
+              </w:rPr>
+            </w:pPr>
+            <w:r>
+              <w:rPr>
+                <w:rFonts w:ascii="Arial" w:eastAsia="Times New Roman" w:hAnsi="Arial" w:cs="Arial"/>
+                <w:color w:val="000000"/>
+                <w:kern w:val="0"/>
+                <w:sz w:val="20"/>
+                <w:szCs w:val="20"/>
+                <w:lang w:eastAsia="pl-PL"/>
+                <w14:ligatures w14:val="none"/>
+              </w:rPr>
+              <w:t>Turniej e-sportowy</w:t>
+            </w:r>
+          </w:p>
+        </w:tc>
+        <w:tc>
+          <w:tcPr>
+            <w:tcW w:w="7509" w:type="dxa"/>
+            <w:tcBorders>
+              <w:top w:val="single" w:sz="4" w:space="0" w:color="000000"/>
+              <w:left w:val="nil"/>
+              <w:bottom w:val="single" w:sz="4" w:space="0" w:color="000000"/>
+              <w:right w:val="single" w:sz="4" w:space="0" w:color="000000"/>
+            </w:tcBorders>
+            <w:noWrap/>
+            <w:vAlign w:val="center"/>
+            <w:hideMark/>
+          </w:tcPr>
+          <w:p>
+            <w:pPr>
+              <w:spacing w:after="0" w:line="240" w:lineRule="auto"/>
+              <w:jc w:val="center"/>
+              <w:rPr>
+                <w:rFonts w:ascii="Arial" w:eastAsia="Times New Roman" w:hAnsi="Arial" w:cs="Arial"/>
+                <w:color w:val="000000"/>
+                <w:kern w:val="0"/>
+                <w:sz w:val="20"/>
+                <w:szCs w:val="20"/>
+                <w:lang w:eastAsia="pl-PL"/>
+                <w14:ligatures w14:val="none"/>
+              </w:rPr>
+            </w:pPr>
+            <w:r>
+              <w:rPr>
+                <w:rFonts w:ascii="Arial" w:eastAsia="Times New Roman" w:hAnsi="Arial" w:cs="Arial"/>
+                <w:color w:val="000000"/>
+                <w:kern w:val="0"/>
+                <w:sz w:val="20"/>
+                <w:szCs w:val="20"/>
+                <w:lang w:eastAsia="pl-PL"/>
+                <w14:ligatures w14:val="none"/>
+              </w:rPr>
+              <w:t>Cykliczne wydarzenie organizowane przez agencję w celach rekrutacyjnych.</w:t>
+            </w:r>
+          </w:p>
+        </w:tc>
+      </w:tr>
+      <w:tr>
+        <w:trPr>
+          <w:trHeight w:val="301"/>
+        </w:trPr>
+        <w:tc>
+          <w:tcPr>
+            <w:tcW w:w="2127" w:type="dxa"/>
+            <w:tcBorders>
+              <w:top w:val="single" w:sz="4" w:space="0" w:color="000000"/>
+              <w:left w:val="single" w:sz="4" w:space="0" w:color="000000"/>
+              <w:bottom w:val="single" w:sz="4" w:space="0" w:color="000000"/>
+              <w:right w:val="nil"/>
+            </w:tcBorders>
+            <w:shd w:val="clear" w:color="D9D9D9" w:fill="D9D9D9"/>
+            <w:noWrap/>
+            <w:vAlign w:val="center"/>
+            <w:hideMark/>
+          </w:tcPr>
+          <w:p>
+            <w:pPr>
+              <w:spacing w:after="0" w:line="240" w:lineRule="auto"/>
+              <w:jc w:val="center"/>
+              <w:rPr>
+                <w:rFonts w:ascii="Arial" w:eastAsia="Times New Roman" w:hAnsi="Arial" w:cs="Arial"/>
+                <w:color w:val="000000"/>
+                <w:kern w:val="0"/>
+                <w:sz w:val="20"/>
+                <w:szCs w:val="20"/>
+                <w:lang w:eastAsia="pl-PL"/>
+                <w14:ligatures w14:val="none"/>
+              </w:rPr>
+            </w:pPr>
+            <w:r>
+              <w:rPr>
+                <w:rFonts w:ascii="Arial" w:eastAsia="Times New Roman" w:hAnsi="Arial" w:cs="Arial"/>
+                <w:color w:val="000000"/>
+                <w:kern w:val="0"/>
+                <w:sz w:val="20"/>
+                <w:szCs w:val="20"/>
+                <w:lang w:eastAsia="pl-PL"/>
+                <w14:ligatures w14:val="none"/>
+              </w:rPr>
+              <w:t>Umowa barterowa</w:t>
+            </w:r>
+          </w:p>
+        </w:tc>
+        <w:tc>
+          <w:tcPr>
+            <w:tcW w:w="7509" w:type="dxa"/>
+            <w:tcBorders>
+              <w:top w:val="single" w:sz="4" w:space="0" w:color="000000"/>
+              <w:left w:val="nil"/>
+              <w:bottom w:val="single" w:sz="4" w:space="0" w:color="000000"/>
+              <w:right w:val="single" w:sz="4" w:space="0" w:color="000000"/>
+            </w:tcBorders>
+            <w:shd w:val="clear" w:color="D9D9D9" w:fill="D9D9D9"/>
+            <w:noWrap/>
+            <w:vAlign w:val="center"/>
+            <w:hideMark/>
+          </w:tcPr>
+          <w:p>
+            <w:pPr>
+              <w:spacing w:after="0" w:line="240" w:lineRule="auto"/>
+              <w:jc w:val="center"/>
+              <w:rPr>
+                <w:rFonts w:ascii="Arial" w:eastAsia="Times New Roman" w:hAnsi="Arial" w:cs="Arial"/>
+                <w:color w:val="000000"/>
+                <w:kern w:val="0"/>
+                <w:sz w:val="20"/>
+                <w:szCs w:val="20"/>
+                <w:lang w:eastAsia="pl-PL"/>
+                <w14:ligatures w14:val="none"/>
+              </w:rPr>
+            </w:pPr>
+            <w:r>
+              <w:rPr>
+                <w:rFonts w:ascii="Arial" w:eastAsia="Times New Roman" w:hAnsi="Arial" w:cs="Arial"/>
+                <w:color w:val="000000"/>
+                <w:kern w:val="0"/>
+                <w:sz w:val="20"/>
+                <w:szCs w:val="20"/>
+                <w:lang w:eastAsia="pl-PL"/>
+                <w14:ligatures w14:val="none"/>
+              </w:rPr>
+              <w:t>Niefinansowe porozumienie o współpracy z zewnętrznym partnerem dostarczającym sprzęt lub usługi.</w:t>
+            </w:r>
+          </w:p>
+        </w:tc>
+      </w:tr>
+    </w:tbl>
+    <w:p/>
     <w:sectPr>
       <w:pgSz w:w="11906" w:h="16838"/>
       <w:pgMar w:top="1417" w:right="1417" w:bottom="1417" w:left="1417" w:header="708" w:footer="708" w:gutter="0"/>
@@ -2414,6 +3967,25 @@
     <w:basedOn w:val="Domylnaczcionkaakapitu"/>
     <w:rsid w:val="00055ED3"/>
   </w:style>
+  <w:style w:type="table" w:styleId="Tabela-Siatka">
+    <w:name w:val="Table Grid"/>
+    <w:basedOn w:val="Standardowy"/>
+    <w:uiPriority w:val="39"/>
+    <w:rsid w:val="00A65387"/>
+    <w:pPr>
+      <w:spacing w:after="0" w:line="240" w:lineRule="auto"/>
+    </w:pPr>
+    <w:tblPr>
+      <w:tblBorders>
+        <w:top w:val="single" w:sz="4" w:space="0" w:color="auto"/>
+        <w:left w:val="single" w:sz="4" w:space="0" w:color="auto"/>
+        <w:bottom w:val="single" w:sz="4" w:space="0" w:color="auto"/>
+        <w:right w:val="single" w:sz="4" w:space="0" w:color="auto"/>
+        <w:insideH w:val="single" w:sz="4" w:space="0" w:color="auto"/>
+        <w:insideV w:val="single" w:sz="4" w:space="0" w:color="auto"/>
+      </w:tblBorders>
+    </w:tblPr>
+  </w:style>
 </w:styles>
 </file>
 
